--- a/docs/数据字典表.docx
+++ b/docs/数据字典表.docx
@@ -19573,6 +19573,283 @@
       <w:pPr>
         <w:spacing w:after="40"/>
       </w:pPr>
+    </w:p>
+    <w:p>
+      <w:pPr>
+        <w:spacing w:before="80" w:after="160"/>
+        <w:ind w:left="170" w:right="170"/>
+        <w:shd w:val="clear" w:color="auto" w:fill="EAF3FB"/>
+        <w:pBdr>
+          <w:left w:val="single" w:sz="14" w:space="4" w:color="1E90FF"/>
+        </w:pBdr>
+      </w:pPr>
+      <w:r>
+        <w:rPr>
+          <w:rFonts w:ascii="Calibri" w:hAnsi="Calibri" w:eastAsia="微软雅黑"/>
+          <w:b/>
+          <w:color w:val="1F4D78"/>
+          <w:sz w:val="21"/>
+        </w:rPr>
+        <w:t>补充（2026-10-12，随 V1.8.1/V1.8.2 同步）</w:t>
+      </w:r>
+      <w:r>
+        <w:rPr>
+          <w:rFonts w:ascii="Calibri" w:hAnsi="Calibri" w:eastAsia="微软雅黑"/>
+          <w:b w:val="0"/>
+          <w:color w:val="1F4D78"/>
+          <w:sz w:val="21"/>
+        </w:rPr>
+        <w:t>：Q2/Q3/Q4/Q5/Q6/Q12 的</w:t>
+      </w:r>
+      <w:r>
+        <w:rPr>
+          <w:rFonts w:ascii="Calibri" w:hAnsi="Calibri" w:eastAsia="微软雅黑"/>
+          <w:b/>
+          <w:color w:val="1F4D78"/>
+          <w:sz w:val="21"/>
+        </w:rPr>
+        <w:t>接口层校验已落地</w:t>
+      </w:r>
+      <w:r>
+        <w:rPr>
+          <w:rFonts w:ascii="Calibri" w:hAnsi="Calibri" w:eastAsia="微软雅黑"/>
+          <w:b w:val="0"/>
+          <w:color w:val="1F4D78"/>
+          <w:sz w:val="21"/>
+        </w:rPr>
+        <w:t xml:space="preserve"> ——</w:t>
+      </w:r>
+    </w:p>
+    <w:p>
+      <w:pPr>
+        <w:spacing w:before="80" w:after="160"/>
+        <w:ind w:left="170" w:right="170"/>
+        <w:shd w:val="clear" w:color="auto" w:fill="EAF3FB"/>
+        <w:pBdr>
+          <w:left w:val="single" w:sz="14" w:space="4" w:color="1E90FF"/>
+        </w:pBdr>
+      </w:pPr>
+      <w:r>
+        <w:rPr>
+          <w:rFonts w:ascii="Consolas" w:hAnsi="Consolas" w:eastAsia="微软雅黑"/>
+          <w:b w:val="0"/>
+          <w:color w:val="1F4D78"/>
+          <w:sz w:val="20"/>
+        </w:rPr>
+        <w:t>POST/PUT /api/contracts</w:t>
+      </w:r>
+      <w:r>
+        <w:rPr>
+          <w:rFonts w:ascii="Calibri" w:hAnsi="Calibri" w:eastAsia="微软雅黑"/>
+          <w:b w:val="0"/>
+          <w:color w:val="1F4D78"/>
+          <w:sz w:val="21"/>
+        </w:rPr>
+        <w:t xml:space="preserve"> 对日期（宽松分隔符 </w:t>
+      </w:r>
+      <w:r>
+        <w:rPr>
+          <w:rFonts w:ascii="Consolas" w:hAnsi="Consolas" w:eastAsia="微软雅黑"/>
+          <w:b w:val="0"/>
+          <w:color w:val="1F4D78"/>
+          <w:sz w:val="20"/>
+        </w:rPr>
+        <w:t>yyyy/m/d</w:t>
+      </w:r>
+      <w:r>
+        <w:rPr>
+          <w:rFonts w:ascii="Calibri" w:hAnsi="Calibri" w:eastAsia="微软雅黑"/>
+          <w:b w:val="0"/>
+          <w:color w:val="1F4D78"/>
+          <w:sz w:val="21"/>
+        </w:rPr>
+        <w:t>、</w:t>
+      </w:r>
+      <w:r>
+        <w:rPr>
+          <w:rFonts w:ascii="Consolas" w:hAnsi="Consolas" w:eastAsia="微软雅黑"/>
+          <w:b w:val="0"/>
+          <w:color w:val="1F4D78"/>
+          <w:sz w:val="20"/>
+        </w:rPr>
+        <w:t>yyyy.m.d</w:t>
+      </w:r>
+      <w:r>
+        <w:rPr>
+          <w:rFonts w:ascii="Calibri" w:hAnsi="Calibri" w:eastAsia="微软雅黑"/>
+          <w:b w:val="0"/>
+          <w:color w:val="1F4D78"/>
+          <w:sz w:val="21"/>
+        </w:rPr>
+        <w:t xml:space="preserve"> 自动规范化为 </w:t>
+      </w:r>
+      <w:r>
+        <w:rPr>
+          <w:rFonts w:ascii="Consolas" w:hAnsi="Consolas" w:eastAsia="微软雅黑"/>
+          <w:b w:val="0"/>
+          <w:color w:val="1F4D78"/>
+          <w:sz w:val="20"/>
+        </w:rPr>
+        <w:t>yyyy-mm-dd</w:t>
+      </w:r>
+      <w:r>
+        <w:rPr>
+          <w:rFonts w:ascii="Calibri" w:hAnsi="Calibri" w:eastAsia="微软雅黑"/>
+          <w:b w:val="0"/>
+          <w:color w:val="1F4D78"/>
+          <w:sz w:val="21"/>
+        </w:rPr>
+        <w:t>）、</w:t>
+      </w:r>
+    </w:p>
+    <w:p>
+      <w:pPr>
+        <w:spacing w:before="80" w:after="160"/>
+        <w:ind w:left="170" w:right="170"/>
+        <w:shd w:val="clear" w:color="auto" w:fill="EAF3FB"/>
+        <w:pBdr>
+          <w:left w:val="single" w:sz="14" w:space="4" w:color="1E90FF"/>
+        </w:pBdr>
+      </w:pPr>
+      <w:r>
+        <w:rPr>
+          <w:rFonts w:ascii="Calibri" w:hAnsi="Calibri" w:eastAsia="微软雅黑"/>
+          <w:b w:val="0"/>
+          <w:color w:val="1F4D78"/>
+          <w:sz w:val="21"/>
+        </w:rPr>
+        <w:t>金额（必须为数字且非负）、枚举（项目分类/采购方式/资金来源/是否结算（含「部分结算」）/是否有签证或变更）</w:t>
+      </w:r>
+    </w:p>
+    <w:p>
+      <w:pPr>
+        <w:spacing w:before="80" w:after="160"/>
+        <w:ind w:left="170" w:right="170"/>
+        <w:shd w:val="clear" w:color="auto" w:fill="EAF3FB"/>
+        <w:pBdr>
+          <w:left w:val="single" w:sz="14" w:space="4" w:color="1E90FF"/>
+        </w:pBdr>
+      </w:pPr>
+      <w:r>
+        <w:rPr>
+          <w:rFonts w:ascii="Calibri" w:hAnsi="Calibri" w:eastAsia="微软雅黑"/>
+          <w:b w:val="0"/>
+          <w:color w:val="1F4D78"/>
+          <w:sz w:val="21"/>
+        </w:rPr>
+        <w:t xml:space="preserve">的非法取值返回 </w:t>
+      </w:r>
+      <w:r>
+        <w:rPr>
+          <w:rFonts w:ascii="Calibri" w:hAnsi="Calibri" w:eastAsia="微软雅黑"/>
+          <w:b/>
+          <w:color w:val="1F4D78"/>
+          <w:sz w:val="21"/>
+        </w:rPr>
+        <w:t>400 + 中文原因</w:t>
+      </w:r>
+      <w:r>
+        <w:rPr>
+          <w:rFonts w:ascii="Calibri" w:hAnsi="Calibri" w:eastAsia="微软雅黑"/>
+          <w:b w:val="0"/>
+          <w:color w:val="1F4D78"/>
+          <w:sz w:val="21"/>
+        </w:rPr>
+        <w:t>；</w:t>
+      </w:r>
+      <w:r>
+        <w:rPr>
+          <w:rFonts w:ascii="Calibri" w:hAnsi="Calibri" w:eastAsia="微软雅黑"/>
+          <w:b/>
+          <w:color w:val="1F4D78"/>
+          <w:sz w:val="21"/>
+        </w:rPr>
+        <w:t>编辑时“值未发生变化”的历史字段跳过校验</w:t>
+      </w:r>
+      <w:r>
+        <w:rPr>
+          <w:rFonts w:ascii="Calibri" w:hAnsi="Calibri" w:eastAsia="微软雅黑"/>
+          <w:b w:val="0"/>
+          <w:color w:val="1F4D78"/>
+          <w:sz w:val="21"/>
+        </w:rPr>
+        <w:t>，</w:t>
+      </w:r>
+    </w:p>
+    <w:p>
+      <w:pPr>
+        <w:spacing w:before="80" w:after="160"/>
+        <w:ind w:left="170" w:right="170"/>
+        <w:shd w:val="clear" w:color="auto" w:fill="EAF3FB"/>
+        <w:pBdr>
+          <w:left w:val="single" w:sz="14" w:space="4" w:color="1E90FF"/>
+        </w:pBdr>
+      </w:pPr>
+      <w:r>
+        <w:rPr>
+          <w:rFonts w:ascii="Calibri" w:hAnsi="Calibri" w:eastAsia="微软雅黑"/>
+          <w:b w:val="0"/>
+          <w:color w:val="1F4D78"/>
+          <w:sz w:val="21"/>
+        </w:rPr>
+        <w:t>以免存量脏数据（如金额文本 182 处）阻碍其它字段的正常编辑。</w:t>
+      </w:r>
+    </w:p>
+    <w:p>
+      <w:pPr>
+        <w:spacing w:before="80" w:after="160"/>
+        <w:ind w:left="170" w:right="170"/>
+        <w:shd w:val="clear" w:color="auto" w:fill="EAF3FB"/>
+        <w:pBdr>
+          <w:left w:val="single" w:sz="14" w:space="4" w:color="1E90FF"/>
+        </w:pBdr>
+      </w:pPr>
+      <w:r>
+        <w:rPr>
+          <w:rFonts w:ascii="Calibri" w:hAnsi="Calibri" w:eastAsia="微软雅黑"/>
+          <w:b w:val="0"/>
+          <w:color w:val="1F4D78"/>
+          <w:sz w:val="21"/>
+        </w:rPr>
+        <w:t>Q8（经办人∈用户主数据）仍按“中级别：提示但不强制”执行（接口不返回提示字段）；</w:t>
+      </w:r>
+    </w:p>
+    <w:p>
+      <w:pPr>
+        <w:spacing w:before="80" w:after="160"/>
+        <w:ind w:left="170" w:right="170"/>
+        <w:shd w:val="clear" w:color="auto" w:fill="EAF3FB"/>
+        <w:pBdr>
+          <w:left w:val="single" w:sz="14" w:space="4" w:color="1E90FF"/>
+        </w:pBdr>
+      </w:pPr>
+      <w:r>
+        <w:rPr>
+          <w:rFonts w:ascii="Calibri" w:hAnsi="Calibri" w:eastAsia="微软雅黑"/>
+          <w:b w:val="0"/>
+          <w:color w:val="1F4D78"/>
+          <w:sz w:val="21"/>
+        </w:rPr>
+        <w:t xml:space="preserve">资产侧 Q13~Q16 原本即由 </w:t>
+      </w:r>
+      <w:r>
+        <w:rPr>
+          <w:rFonts w:ascii="Consolas" w:hAnsi="Consolas" w:eastAsia="微软雅黑"/>
+          <w:b w:val="0"/>
+          <w:color w:val="1F4D78"/>
+          <w:sz w:val="20"/>
+        </w:rPr>
+        <w:t>_asset_vals()</w:t>
+      </w:r>
+      <w:r>
+        <w:rPr>
+          <w:rFonts w:ascii="Calibri" w:hAnsi="Calibri" w:eastAsia="微软雅黑"/>
+          <w:b w:val="0"/>
+          <w:color w:val="1F4D78"/>
+          <w:sz w:val="21"/>
+        </w:rPr>
+        <w:t xml:space="preserve"> 校验。</w:t>
+      </w:r>
     </w:p>
     <w:p>
       <w:pPr>
@@ -25742,7 +26019,7 @@
           <w:color w:val="2E74B5"/>
           <w:sz w:val="32"/>
         </w:rPr>
-        <w:t>13. 数据库版本与迁移记录（schema_version，v1~v28）</w:t>
+        <w:t>13. 数据库版本与迁移记录（schema_version，v1~v31）</w:t>
       </w:r>
     </w:p>
     <w:p>
@@ -27772,6 +28049,109 @@
                 <w:sz w:val="21"/>
               </w:rPr>
               <w:t xml:space="preserve"> 后已无任何引用，设置页同时移除该输入框</w:t>
+            </w:r>
+          </w:p>
+        </w:tc>
+      </w:tr>
+      <w:tr>
+        <w:tc>
+          <w:tcPr>
+            <w:tcW w:type="dxa" w:w="2381"/>
+          </w:tcPr>
+          <w:p>
+            <w:pPr>
+              <w:spacing w:after="40" w:before="40"/>
+            </w:pPr>
+            <w:r>
+              <w:rPr>
+                <w:rFonts w:ascii="Calibri" w:hAnsi="Calibri" w:eastAsia="微软雅黑"/>
+                <w:b w:val="0"/>
+                <w:color w:val="333333"/>
+                <w:sz w:val="21"/>
+              </w:rPr>
+              <w:t>v31</w:t>
+            </w:r>
+          </w:p>
+        </w:tc>
+        <w:tc>
+          <w:tcPr>
+            <w:tcW w:type="dxa" w:w="7257"/>
+          </w:tcPr>
+          <w:p>
+            <w:pPr>
+              <w:spacing w:after="40" w:before="40"/>
+            </w:pPr>
+            <w:r>
+              <w:rPr>
+                <w:rFonts w:ascii="Calibri" w:hAnsi="Calibri" w:eastAsia="微软雅黑"/>
+                <w:b/>
+                <w:color w:val="333333"/>
+                <w:sz w:val="21"/>
+              </w:rPr>
+              <w:t>project_attachments 外键由 `ON UPDATE RESTRICT` 改为 `ON UPDATE CASCADE`</w:t>
+            </w:r>
+            <w:r>
+              <w:rPr>
+                <w:rFonts w:ascii="Calibri" w:hAnsi="Calibri" w:eastAsia="微软雅黑"/>
+                <w:b w:val="0"/>
+                <w:color w:val="333333"/>
+                <w:sz w:val="21"/>
+              </w:rPr>
+              <w:t xml:space="preserve">（修复 D-12：改合同编号时原实现先写子表，触发 </w:t>
+            </w:r>
+            <w:r>
+              <w:rPr>
+                <w:rFonts w:ascii="Consolas" w:hAnsi="Consolas" w:eastAsia="微软雅黑"/>
+                <w:b w:val="0"/>
+                <w:color w:val="333333"/>
+                <w:sz w:val="20"/>
+              </w:rPr>
+              <w:t>FOREIGN KEY constraint failed</w:t>
+            </w:r>
+            <w:r>
+              <w:rPr>
+                <w:rFonts w:ascii="Calibri" w:hAnsi="Calibri" w:eastAsia="微软雅黑"/>
+                <w:b w:val="0"/>
+                <w:color w:val="333333"/>
+                <w:sz w:val="21"/>
+              </w:rPr>
+              <w:t xml:space="preserve"> → HTTP 500，带附件的合同无法改号）。改后由数据库级联同步附件「合同编号」，接口侧删除手工同步；重建表流程见 </w:t>
+            </w:r>
+            <w:r>
+              <w:rPr>
+                <w:rFonts w:ascii="Consolas" w:hAnsi="Consolas" w:eastAsia="微软雅黑"/>
+                <w:b w:val="0"/>
+                <w:color w:val="333333"/>
+                <w:sz w:val="20"/>
+              </w:rPr>
+              <w:t>_mig_v31_attachments_fk_cascade</w:t>
+            </w:r>
+            <w:r>
+              <w:rPr>
+                <w:rFonts w:ascii="Calibri" w:hAnsi="Calibri" w:eastAsia="微软雅黑"/>
+                <w:b w:val="0"/>
+                <w:color w:val="333333"/>
+                <w:sz w:val="21"/>
+              </w:rPr>
+              <w:t>（</w:t>
+            </w:r>
+            <w:r>
+              <w:rPr>
+                <w:rFonts w:ascii="Consolas" w:hAnsi="Consolas" w:eastAsia="微软雅黑"/>
+                <w:b w:val="0"/>
+                <w:color w:val="333333"/>
+                <w:sz w:val="20"/>
+              </w:rPr>
+              <w:t>own_transaction</w:t>
+            </w:r>
+            <w:r>
+              <w:rPr>
+                <w:rFonts w:ascii="Calibri" w:hAnsi="Calibri" w:eastAsia="微软雅黑"/>
+                <w:b w:val="0"/>
+                <w:color w:val="333333"/>
+                <w:sz w:val="21"/>
+              </w:rPr>
+              <w:t>，幂等）</w:t>
             </w:r>
           </w:p>
         </w:tc>
@@ -27908,6 +28288,153 @@
           <w:sz w:val="21"/>
         </w:rPr>
         <w:t xml:space="preserve"> 校验。</w:t>
+      </w:r>
+    </w:p>
+    <w:p>
+      <w:pPr>
+        <w:spacing w:before="80" w:after="160"/>
+        <w:ind w:left="170" w:right="170"/>
+        <w:shd w:val="clear" w:color="auto" w:fill="EAF3FB"/>
+        <w:pBdr>
+          <w:left w:val="single" w:sz="14" w:space="4" w:color="1E90FF"/>
+        </w:pBdr>
+      </w:pPr>
+      <w:r>
+        <w:rPr>
+          <w:rFonts w:ascii="Calibri" w:hAnsi="Calibri" w:eastAsia="微软雅黑"/>
+          <w:b w:val="0"/>
+          <w:color w:val="1F4D78"/>
+          <w:sz w:val="21"/>
+        </w:rPr>
+        <w:t xml:space="preserve">补充（2026-10-12）：下表 v1/v2/v4 的说明为便于阅读使用了当前表名写法 </w:t>
+      </w:r>
+      <w:r>
+        <w:rPr>
+          <w:rFonts w:ascii="Consolas" w:hAnsi="Consolas" w:eastAsia="微软雅黑"/>
+          <w:b w:val="0"/>
+          <w:color w:val="1F4D78"/>
+          <w:sz w:val="20"/>
+        </w:rPr>
+        <w:t>project_contracts（原 contracts）</w:t>
+      </w:r>
+      <w:r>
+        <w:rPr>
+          <w:rFonts w:ascii="Calibri" w:hAnsi="Calibri" w:eastAsia="微软雅黑"/>
+          <w:b w:val="0"/>
+          <w:color w:val="1F4D78"/>
+          <w:sz w:val="21"/>
+        </w:rPr>
+        <w:t>；</w:t>
+      </w:r>
+    </w:p>
+    <w:p>
+      <w:pPr>
+        <w:spacing w:before="80" w:after="160"/>
+        <w:ind w:left="170" w:right="170"/>
+        <w:shd w:val="clear" w:color="auto" w:fill="EAF3FB"/>
+        <w:pBdr>
+          <w:left w:val="single" w:sz="14" w:space="4" w:color="1E90FF"/>
+        </w:pBdr>
+      </w:pPr>
+      <w:r>
+        <w:rPr>
+          <w:rFonts w:ascii="Calibri" w:hAnsi="Calibri" w:eastAsia="微软雅黑"/>
+          <w:b w:val="0"/>
+          <w:color w:val="1F4D78"/>
+          <w:sz w:val="21"/>
+        </w:rPr>
+        <w:t xml:space="preserve">而 </w:t>
+      </w:r>
+      <w:r>
+        <w:rPr>
+          <w:rFonts w:ascii="Consolas" w:hAnsi="Consolas" w:eastAsia="微软雅黑"/>
+          <w:b w:val="0"/>
+          <w:color w:val="1F4D78"/>
+          <w:sz w:val="20"/>
+        </w:rPr>
+        <w:t>app.py</w:t>
+      </w:r>
+      <w:r>
+        <w:rPr>
+          <w:rFonts w:ascii="Calibri" w:hAnsi="Calibri" w:eastAsia="微软雅黑"/>
+          <w:b w:val="0"/>
+          <w:color w:val="1F4D78"/>
+          <w:sz w:val="21"/>
+        </w:rPr>
+        <w:t xml:space="preserve"> 的 </w:t>
+      </w:r>
+      <w:r>
+        <w:rPr>
+          <w:rFonts w:ascii="Consolas" w:hAnsi="Consolas" w:eastAsia="微软雅黑"/>
+          <w:b w:val="0"/>
+          <w:color w:val="1F4D78"/>
+          <w:sz w:val="20"/>
+        </w:rPr>
+        <w:t>MIGRATIONS</w:t>
+      </w:r>
+      <w:r>
+        <w:rPr>
+          <w:rFonts w:ascii="Calibri" w:hAnsi="Calibri" w:eastAsia="微软雅黑"/>
+          <w:b w:val="0"/>
+          <w:color w:val="1F4D78"/>
+          <w:sz w:val="21"/>
+        </w:rPr>
+        <w:t xml:space="preserve"> 与库内 </w:t>
+      </w:r>
+      <w:r>
+        <w:rPr>
+          <w:rFonts w:ascii="Consolas" w:hAnsi="Consolas" w:eastAsia="微软雅黑"/>
+          <w:b w:val="0"/>
+          <w:color w:val="1F4D78"/>
+          <w:sz w:val="20"/>
+        </w:rPr>
+        <w:t>schema_version</w:t>
+      </w:r>
+      <w:r>
+        <w:rPr>
+          <w:rFonts w:ascii="Calibri" w:hAnsi="Calibri" w:eastAsia="微软雅黑"/>
+          <w:b w:val="0"/>
+          <w:color w:val="1F4D78"/>
+          <w:sz w:val="21"/>
+        </w:rPr>
+        <w:t xml:space="preserve"> 记录中，这三版按</w:t>
+      </w:r>
+      <w:r>
+        <w:rPr>
+          <w:rFonts w:ascii="Calibri" w:hAnsi="Calibri" w:eastAsia="微软雅黑"/>
+          <w:b/>
+          <w:color w:val="1F4D78"/>
+          <w:sz w:val="21"/>
+        </w:rPr>
+        <w:t>当时表名 `contracts`</w:t>
+      </w:r>
+      <w:r>
+        <w:rPr>
+          <w:rFonts w:ascii="Calibri" w:hAnsi="Calibri" w:eastAsia="微软雅黑"/>
+          <w:b w:val="0"/>
+          <w:color w:val="1F4D78"/>
+          <w:sz w:val="21"/>
+        </w:rPr>
+        <w:t xml:space="preserve"> 原样保留</w:t>
+      </w:r>
+    </w:p>
+    <w:p>
+      <w:pPr>
+        <w:spacing w:before="80" w:after="160"/>
+        <w:ind w:left="170" w:right="170"/>
+        <w:shd w:val="clear" w:color="auto" w:fill="EAF3FB"/>
+        <w:pBdr>
+          <w:left w:val="single" w:sz="14" w:space="4" w:color="1E90FF"/>
+        </w:pBdr>
+      </w:pPr>
+      <w:r>
+        <w:rPr>
+          <w:rFonts w:ascii="Calibri" w:hAnsi="Calibri" w:eastAsia="微软雅黑"/>
+          <w:b w:val="0"/>
+          <w:color w:val="1F4D78"/>
+          <w:sz w:val="21"/>
+        </w:rPr>
+        <w:t>（两者含义一致，后者为审计口径；项目规范 7.3 禁止修改已执行的历史版本，含说明文本）。</w:t>
       </w:r>
     </w:p>
     <w:p>

--- a/docs/数据字典表.docx
+++ b/docs/数据字典表.docx
@@ -28152,6 +28152,145 @@
                 <w:sz w:val="21"/>
               </w:rPr>
               <w:t>，幂等）</w:t>
+            </w:r>
+          </w:p>
+        </w:tc>
+      </w:tr>
+      <w:tr>
+        <w:tc>
+          <w:tcPr>
+            <w:tcW w:type="dxa" w:w="2381"/>
+          </w:tcPr>
+          <w:p>
+            <w:pPr>
+              <w:spacing w:after="40" w:before="40"/>
+            </w:pPr>
+            <w:r>
+              <w:rPr>
+                <w:rFonts w:ascii="Calibri" w:hAnsi="Calibri" w:eastAsia="微软雅黑"/>
+                <w:b w:val="0"/>
+                <w:color w:val="333333"/>
+                <w:sz w:val="21"/>
+              </w:rPr>
+              <w:t>v32</w:t>
+            </w:r>
+          </w:p>
+        </w:tc>
+        <w:tc>
+          <w:tcPr>
+            <w:tcW w:type="dxa" w:w="7257"/>
+          </w:tcPr>
+          <w:p>
+            <w:pPr>
+              <w:spacing w:after="40" w:before="40"/>
+            </w:pPr>
+            <w:r>
+              <w:rPr>
+                <w:rFonts w:ascii="Calibri" w:hAnsi="Calibri" w:eastAsia="微软雅黑"/>
+                <w:b/>
+                <w:color w:val="333333"/>
+                <w:sz w:val="21"/>
+              </w:rPr>
+              <w:t>users 追加登录与口令策略列</w:t>
+            </w:r>
+            <w:r>
+              <w:rPr>
+                <w:rFonts w:ascii="Calibri" w:hAnsi="Calibri" w:eastAsia="微软雅黑"/>
+                <w:b w:val="0"/>
+                <w:color w:val="333333"/>
+                <w:sz w:val="21"/>
+              </w:rPr>
+              <w:t>：</w:t>
+            </w:r>
+            <w:r>
+              <w:rPr>
+                <w:rFonts w:ascii="Consolas" w:hAnsi="Consolas" w:eastAsia="微软雅黑"/>
+                <w:b w:val="0"/>
+                <w:color w:val="333333"/>
+                <w:sz w:val="20"/>
+              </w:rPr>
+              <w:t>需改密</w:t>
+            </w:r>
+            <w:r>
+              <w:rPr>
+                <w:rFonts w:ascii="Calibri" w:hAnsi="Calibri" w:eastAsia="微软雅黑"/>
+                <w:b w:val="0"/>
+                <w:color w:val="333333"/>
+                <w:sz w:val="21"/>
+              </w:rPr>
+              <w:t xml:space="preserve"> TEXT（</w:t>
+            </w:r>
+            <w:r>
+              <w:rPr>
+                <w:rFonts w:ascii="Consolas" w:hAnsi="Consolas" w:eastAsia="微软雅黑"/>
+                <w:b w:val="0"/>
+                <w:color w:val="333333"/>
+                <w:sz w:val="20"/>
+              </w:rPr>
+              <w:t>'1'</w:t>
+            </w:r>
+            <w:r>
+              <w:rPr>
+                <w:rFonts w:ascii="Calibri" w:hAnsi="Calibri" w:eastAsia="微软雅黑"/>
+                <w:b w:val="0"/>
+                <w:color w:val="333333"/>
+                <w:sz w:val="21"/>
+              </w:rPr>
+              <w:t xml:space="preserve"> 表示下次登录必须先修改密码；新增用户初始口令 123456、管理员重置密码后置 1）、</w:t>
+            </w:r>
+            <w:r>
+              <w:rPr>
+                <w:rFonts w:ascii="Consolas" w:hAnsi="Consolas" w:eastAsia="微软雅黑"/>
+                <w:b w:val="0"/>
+                <w:color w:val="333333"/>
+                <w:sz w:val="20"/>
+              </w:rPr>
+              <w:t>失败次数</w:t>
+            </w:r>
+            <w:r>
+              <w:rPr>
+                <w:rFonts w:ascii="Calibri" w:hAnsi="Calibri" w:eastAsia="微软雅黑"/>
+                <w:b w:val="0"/>
+                <w:color w:val="333333"/>
+                <w:sz w:val="21"/>
+              </w:rPr>
+              <w:t xml:space="preserve"> INTEGER（连续登录失败计数）、</w:t>
+            </w:r>
+            <w:r>
+              <w:rPr>
+                <w:rFonts w:ascii="Consolas" w:hAnsi="Consolas" w:eastAsia="微软雅黑"/>
+                <w:b w:val="0"/>
+                <w:color w:val="333333"/>
+                <w:sz w:val="20"/>
+              </w:rPr>
+              <w:t>锁定至</w:t>
+            </w:r>
+            <w:r>
+              <w:rPr>
+                <w:rFonts w:ascii="Calibri" w:hAnsi="Calibri" w:eastAsia="微软雅黑"/>
+                <w:b w:val="0"/>
+                <w:color w:val="333333"/>
+                <w:sz w:val="21"/>
+              </w:rPr>
+              <w:t xml:space="preserve"> TEXT（锁定期限，默认连续 5 次错误锁定 15 分钟）。既有用户不置标志（升级不锁死使用），见 </w:t>
+            </w:r>
+            <w:r>
+              <w:rPr>
+                <w:rFonts w:ascii="Consolas" w:hAnsi="Consolas" w:eastAsia="微软雅黑"/>
+                <w:b w:val="0"/>
+                <w:color w:val="333333"/>
+                <w:sz w:val="20"/>
+              </w:rPr>
+              <w:t>_mig_v32_users_login_policy</w:t>
+            </w:r>
+            <w:r>
+              <w:rPr>
+                <w:rFonts w:ascii="Calibri" w:hAnsi="Calibri" w:eastAsia="微软雅黑"/>
+                <w:b w:val="0"/>
+                <w:color w:val="333333"/>
+                <w:sz w:val="21"/>
+              </w:rPr>
+              <w:t>（幂等）</w:t>
             </w:r>
           </w:p>
         </w:tc>

--- a/docs/数据字典表.docx
+++ b/docs/数据字典表.docx
@@ -26019,7 +26019,7 @@
           <w:color w:val="2E74B5"/>
           <w:sz w:val="32"/>
         </w:rPr>
-        <w:t>13. 数据库版本与迁移记录（schema_version，v1~v31）</w:t>
+        <w:t>13. 数据库版本与迁移记录（schema_version，v1~v32）</w:t>
       </w:r>
     </w:p>
     <w:p>
